--- a/presse/Pressemitteilung E-Mail-Sicherheit NRW.docx
+++ b/presse/Pressemitteilung E-Mail-Sicherheit NRW.docx
@@ -61,7 +61,7 @@
           <w:spacing w:val="0"/>
           <w:color w:val="111316"/>
         </w:rPr>
-        <w:t xml:space="preserve">Münster, 18. Oktober 2026 — Wer im Namen eines Unternehmens aus Nordrhein-Westfalen eine E-Mail verschicken will, muss dafür kein Passwort knacken. Bei der Mehrheit genügt es, den Absender hinzuschreiben. Das ist das Ergebnis einer Untersuchung, die das Münsteraner IT-Unternehmen Justin Boch - Solutions im Oktober 2026 durchgeführt hat.</w:t>
+        <w:t xml:space="preserve">Münster, 22. Oktober 2026 — Wer im Namen eines Unternehmens aus Nordrhein-Westfalen eine E-Mail verschicken will, muss dafür kein Passwort knacken. Bei der Mehrheit genügt es, den Absender hinzuschreiben. Das ist das Ergebnis einer Untersuchung, die das Münsteraner IT-Unternehmen Justin Boch - Solutions im Oktober 2026 durchgeführt hat.</w:t>
       </w:r>
     </w:p>
     <w:p>
